--- a/12_RMarkdown.docx
+++ b/12_RMarkdown.docx
@@ -473,10 +473,10 @@
         <w:t xml:space="preserve"> </w:t>
       </w:r>
       <w:r>
-        <w:t xml:space="preserve">A PDF file is created because YAML header says output pdf_document</w:t>
-      </w:r>
-      <w:r>
-        <w:t xml:space="preserve"> </w:t>
+        <w:t xml:space="preserve">A PDF file is created because YAML header says output 12_MRmarkdwon.docx</w:t>
+      </w:r>
+      <w:r>
+        <w:br/>
       </w:r>
       <w:r>
         <w:t xml:space="preserve">…………………….</w:t>
@@ -506,6 +506,12 @@
       </w:r>
       <w:r>
         <w:t xml:space="preserve">ANSWER:</w:t>
+      </w:r>
+      <w:r>
+        <w:t xml:space="preserve"> </w:t>
+      </w:r>
+      <w:r>
+        <w:t xml:space="preserve">the Rmd file is editable source file that contains the YAML header,written text, and R code chunks.The PDF is the finsh output</w:t>
       </w:r>
     </w:p>
     <w:p>
@@ -647,7 +653,7 @@
         <w:br/>
       </w:r>
       <w:r>
-        <w:t xml:space="preserve">ANSWER:</w:t>
+        <w:t xml:space="preserve">ANSWER:the line starts with section 2:formatting a Report using RMarkdwon syntanx becomes a large heading/title in the knitted document.</w:t>
       </w:r>
     </w:p>
     <w:p>
@@ -755,7 +761,7 @@
         <w:br/>
       </w:r>
       <w:r>
-        <w:t xml:space="preserve">ANSWER:</w:t>
+        <w:t xml:space="preserve">ANSWER:As you increase the number of hashtags,the heading gets smaller.</w:t>
       </w:r>
     </w:p>
     <w:p>
@@ -785,7 +791,7 @@
         <w:br/>
       </w:r>
       <w:r>
-        <w:t xml:space="preserve">ANSWER:</w:t>
+        <w:t xml:space="preserve">ANSWER:You would use one hashtag for the highest level heading and largest font</w:t>
       </w:r>
     </w:p>
     <w:p>
@@ -807,7 +813,7 @@
         <w:br/>
       </w:r>
       <w:r>
-        <w:t xml:space="preserve">ANSWER:</w:t>
+        <w:t xml:space="preserve">ANSWER:no line 5 and 6 should appear on separate lines because each one is written as its own heading with hashtags</w:t>
       </w:r>
     </w:p>
     <w:p>
@@ -864,7 +870,7 @@
         <w:br/>
       </w:r>
       <w:r>
-        <w:t xml:space="preserve">ANSWER:</w:t>
+        <w:t xml:space="preserve">ANSWER:yes line 5 and 6 appereared on different lines in the html output.</w:t>
       </w:r>
     </w:p>
     <w:p>
@@ -1118,11 +1124,25 @@
       <w:r>
         <w:t xml:space="preserve">ANSWER:</w:t>
       </w:r>
-    </w:p>
-    <w:p>
-      <w:pPr>
-        <w:pStyle w:val="BodyText"/>
-      </w:pPr>
+      <w:r>
+        <w:t xml:space="preserve"> </w:t>
+      </w:r>
+      <w:r>
+        <w:t xml:space="preserve">Line 1: This is an example to show how to make text</w:t>
+      </w:r>
+      <w:r>
+        <w:t xml:space="preserve"> </w:t>
+      </w:r>
+      <w:r>
+        <w:rPr>
+          <w:i/>
+          <w:iCs/>
+        </w:rPr>
+        <w:t xml:space="preserve">italics.</w:t>
+      </w:r>
+      <w:r>
+        <w:br/>
+      </w:r>
       <w:r>
         <w:br/>
       </w:r>
@@ -1212,7 +1232,55 @@
         <w:pStyle w:val="BodyText"/>
       </w:pPr>
       <w:r>
-        <w:br/>
+        <w:t xml:space="preserve">name is</w:t>
+      </w:r>
+      <w:r>
+        <w:t xml:space="preserve"> </w:t>
+      </w:r>
+      <w:r>
+        <w:rPr>
+          <w:i/>
+          <w:iCs/>
+        </w:rPr>
+        <w:t xml:space="preserve">Arnav</w:t>
+      </w:r>
+      <w:r>
+        <w:t xml:space="preserve"> </w:t>
+      </w:r>
+      <w:r>
+        <w:t xml:space="preserve">Pandey. I am currently enrolled in</w:t>
+      </w:r>
+      <w:r>
+        <w:t xml:space="preserve"> </w:t>
+      </w:r>
+      <w:r>
+        <w:rPr>
+          <w:i/>
+          <w:iCs/>
+        </w:rPr>
+        <w:t xml:space="preserve">Biological Data Wrangling and Visualization</w:t>
+      </w:r>
+      <w:r>
+        <w:t xml:space="preserve"> </w:t>
+      </w:r>
+      <w:r>
+        <w:t xml:space="preserve">(BIO 457/657). This is a TASK: to use</w:t>
+      </w:r>
+      <w:r>
+        <w:t xml:space="preserve"> </w:t>
+      </w:r>
+      <w:r>
+        <w:rPr>
+          <w:i/>
+          <w:iCs/>
+        </w:rPr>
+        <w:t xml:space="preserve">RMarkdown</w:t>
+      </w:r>
+      <w:r>
+        <w:t xml:space="preserve"> </w:t>
+      </w:r>
+      <w:r>
+        <w:t xml:space="preserve">to make a text output italics.</w:t>
       </w:r>
     </w:p>
     <w:p>

--- a/12_RMarkdown.docx
+++ b/12_RMarkdown.docx
@@ -1350,7 +1350,7 @@
         <w:br/>
       </w:r>
       <w:r>
-        <w:t xml:space="preserve">ANSWER:</w:t>
+        <w:t xml:space="preserve">ANSWER:line 2 gives you the bold text because it is surrounded by double the astersiks</w:t>
       </w:r>
     </w:p>
     <w:p>
@@ -1529,11 +1529,60 @@
       <w:r>
         <w:br/>
       </w:r>
-    </w:p>
-    <w:p>
-      <w:pPr>
-        <w:pStyle w:val="BodyText"/>
-      </w:pPr>
+      <w:r>
+        <w:t xml:space="preserve">My name is</w:t>
+      </w:r>
+      <w:r>
+        <w:t xml:space="preserve"> </w:t>
+      </w:r>
+      <w:r>
+        <w:rPr>
+          <w:b/>
+          <w:bCs/>
+        </w:rPr>
+        <w:t xml:space="preserve">Arnav</w:t>
+      </w:r>
+      <w:r>
+        <w:t xml:space="preserve"> </w:t>
+      </w:r>
+      <w:r>
+        <w:t xml:space="preserve">Pandey. I am currently enrolled in</w:t>
+      </w:r>
+      <w:r>
+        <w:t xml:space="preserve"> </w:t>
+      </w:r>
+      <w:r>
+        <w:rPr>
+          <w:b/>
+          <w:bCs/>
+        </w:rPr>
+        <w:t xml:space="preserve">Biological Data Wrangling and Visualization</w:t>
+      </w:r>
+      <w:r>
+        <w:t xml:space="preserve"> </w:t>
+      </w:r>
+      <w:r>
+        <w:t xml:space="preserve">(BIO 457/657). This is a TASK: to use</w:t>
+      </w:r>
+      <w:r>
+        <w:t xml:space="preserve"> </w:t>
+      </w:r>
+      <w:r>
+        <w:rPr>
+          <w:b/>
+          <w:bCs/>
+        </w:rPr>
+        <w:t xml:space="preserve">RMarkdown</w:t>
+      </w:r>
+      <w:r>
+        <w:t xml:space="preserve"> </w:t>
+      </w:r>
+      <w:r>
+        <w:t xml:space="preserve">to make a text output bold.</w:t>
+      </w:r>
+      <w:r>
+        <w:t xml:space="preserve"> </w:t>
+      </w:r>
       <w:r>
         <w:t xml:space="preserve">…………………….</w:t>
       </w:r>
@@ -1644,6 +1693,66 @@
       <w:pPr>
         <w:pStyle w:val="BodyText"/>
       </w:pPr>
+      <w:r>
+        <w:t xml:space="preserve">My name is</w:t>
+      </w:r>
+      <w:r>
+        <w:t xml:space="preserve"> </w:t>
+      </w:r>
+      <w:r>
+        <w:rPr>
+          <w:b/>
+          <w:bCs/>
+          <w:i/>
+          <w:iCs/>
+        </w:rPr>
+        <w:t xml:space="preserve">Arnav</w:t>
+      </w:r>
+      <w:r>
+        <w:t xml:space="preserve"> </w:t>
+      </w:r>
+      <w:r>
+        <w:t xml:space="preserve">Pandey. I am currently enrolled in</w:t>
+      </w:r>
+      <w:r>
+        <w:t xml:space="preserve"> </w:t>
+      </w:r>
+      <w:r>
+        <w:rPr>
+          <w:b/>
+          <w:bCs/>
+          <w:i/>
+          <w:iCs/>
+        </w:rPr>
+        <w:t xml:space="preserve">Biological Data Wrangling and Visualization</w:t>
+      </w:r>
+      <w:r>
+        <w:t xml:space="preserve"> </w:t>
+      </w:r>
+      <w:r>
+        <w:t xml:space="preserve">(BIO 457/657). This is a TASK: to use</w:t>
+      </w:r>
+      <w:r>
+        <w:t xml:space="preserve"> </w:t>
+      </w:r>
+      <w:r>
+        <w:rPr>
+          <w:b/>
+          <w:bCs/>
+          <w:i/>
+          <w:iCs/>
+        </w:rPr>
+        <w:t xml:space="preserve">RMarkdown</w:t>
+      </w:r>
+      <w:r>
+        <w:t xml:space="preserve"> </w:t>
+      </w:r>
+      <w:r>
+        <w:t xml:space="preserve">to make a text output bold.</w:t>
+      </w:r>
+      <w:r>
+        <w:br/>
+      </w:r>
       <w:r>
         <w:br/>
       </w:r>

--- a/12_RMarkdown.docx
+++ b/12_RMarkdown.docx
@@ -507,7 +507,7 @@
     </w:p>
     <w:bookmarkEnd w:id="22"/>
     <w:bookmarkEnd w:id="23"/>
-    <w:bookmarkStart w:id="26" w:name="X02c65bff8a98345af57c784538e0ae4ea5041b6"/>
+    <w:bookmarkStart w:id="31" w:name="X02c65bff8a98345af57c784538e0ae4ea5041b6"/>
     <w:p>
       <w:pPr>
         <w:pStyle w:val="Heading1"/>
@@ -678,60 +678,66 @@
         <w:t xml:space="preserve">TASK: Click Knit to observe how different heading levels below appear in the rendered output.</w:t>
       </w:r>
     </w:p>
-    <w:bookmarkEnd w:id="25"/>
-    <w:bookmarkEnd w:id="26"/>
-    <w:bookmarkStart w:id="37" w:name="X6f68602f7ddd14857b9c6322343652ac3b2689a"/>
-    <w:p>
-      <w:pPr>
-        <w:pStyle w:val="Heading1"/>
-      </w:pPr>
-      <w:r>
-        <w:t xml:space="preserve">Line 1: This is an example to show different levels of headings in RMarkdown.</w:t>
-      </w:r>
-    </w:p>
-    <w:bookmarkStart w:id="31" w:name="X95a4ccf5d4f0c9f8935f8544cc443eed1c5fdc7"/>
-    <w:p>
-      <w:pPr>
-        <w:pStyle w:val="Heading2"/>
-      </w:pPr>
-      <w:r>
-        <w:t xml:space="preserve">Line 2: Line 1: This is an example to show different levels of headings in RMarkdown.</w:t>
-      </w:r>
-    </w:p>
-    <w:bookmarkStart w:id="30" w:name="Xd2977e38ac8c451ccfe7f2ac39d4dffa66dee5a"/>
-    <w:p>
-      <w:pPr>
-        <w:pStyle w:val="Heading3"/>
-      </w:pPr>
-      <w:r>
-        <w:t xml:space="preserve">Line 3: This is an example to show different levels of headings in RMarkdown.</w:t>
-      </w:r>
-    </w:p>
-    <w:bookmarkStart w:id="29" w:name="X86f99916c3a4ef29e9f2c70cc38503a2078e434"/>
-    <w:p>
-      <w:pPr>
-        <w:pStyle w:val="Heading4"/>
-      </w:pPr>
-      <w:r>
-        <w:t xml:space="preserve">Line 4: This is an example to show different levels of headings in RMarkdown.</w:t>
-      </w:r>
-    </w:p>
-    <w:bookmarkStart w:id="28" w:name="X2bc5622ead3650ae04fe729b6f72188e2bac729"/>
-    <w:p>
-      <w:pPr>
-        <w:pStyle w:val="Heading5"/>
-      </w:pPr>
-      <w:r>
-        <w:t xml:space="preserve">Line 5: This is an example to show different levels of headings in RMarkdown.</w:t>
-      </w:r>
-    </w:p>
-    <w:bookmarkStart w:id="27" w:name="Xadc0e4d8b5c19f9806bcf87c16df081fa91d7e7"/>
-    <w:p>
-      <w:pPr>
-        <w:pStyle w:val="Heading6"/>
-      </w:pPr>
-      <w:r>
-        <w:t xml:space="preserve">Line 6: This is an example to show different levels of headings in RMarkdown.</w:t>
+    <w:p>
+      <w:pPr>
+        <w:pStyle w:val="SourceCode"/>
+      </w:pPr>
+      <w:r>
+        <w:br/>
+      </w:r>
+      <w:r>
+        <w:br/>
+      </w:r>
+      <w:r>
+        <w:rPr>
+          <w:rStyle w:val="VerbatimChar"/>
+        </w:rPr>
+        <w:t xml:space="preserve"># Line 1: This is an example to show different levels of headings in RMarkdown.</w:t>
+      </w:r>
+      <w:r>
+        <w:br/>
+      </w:r>
+      <w:r>
+        <w:rPr>
+          <w:rStyle w:val="VerbatimChar"/>
+        </w:rPr>
+        <w:t xml:space="preserve">## Line 2: Line 1: This is an example to show different levels of headings in RMarkdown.</w:t>
+      </w:r>
+      <w:r>
+        <w:br/>
+      </w:r>
+      <w:r>
+        <w:rPr>
+          <w:rStyle w:val="VerbatimChar"/>
+        </w:rPr>
+        <w:t xml:space="preserve">### Line 3: This is an example to show different levels of headings in RMarkdown.</w:t>
+      </w:r>
+      <w:r>
+        <w:br/>
+      </w:r>
+      <w:r>
+        <w:rPr>
+          <w:rStyle w:val="VerbatimChar"/>
+        </w:rPr>
+        <w:t xml:space="preserve">#### Line 4: This is an example to show different levels of headings in RMarkdown.</w:t>
+      </w:r>
+      <w:r>
+        <w:br/>
+      </w:r>
+      <w:r>
+        <w:rPr>
+          <w:rStyle w:val="VerbatimChar"/>
+        </w:rPr>
+        <w:t xml:space="preserve">##### Line 5: This is an example to show different levels of headings in RMarkdown.   </w:t>
+      </w:r>
+      <w:r>
+        <w:br/>
+      </w:r>
+      <w:r>
+        <w:rPr>
+          <w:rStyle w:val="VerbatimChar"/>
+        </w:rPr>
+        <w:t xml:space="preserve">###### Line 6: This is an example to show different levels of headings in RMarkdown.</w:t>
       </w:r>
     </w:p>
     <w:p>
@@ -1017,12 +1023,8 @@
         <w:t xml:space="preserve">…………………….</w:t>
       </w:r>
     </w:p>
-    <w:bookmarkEnd w:id="27"/>
-    <w:bookmarkEnd w:id="28"/>
-    <w:bookmarkEnd w:id="29"/>
-    <w:bookmarkEnd w:id="30"/>
-    <w:bookmarkEnd w:id="31"/>
-    <w:bookmarkStart w:id="32" w:name="italics"/>
+    <w:bookmarkEnd w:id="25"/>
+    <w:bookmarkStart w:id="26" w:name="italics"/>
     <w:p>
       <w:pPr>
         <w:pStyle w:val="Heading2"/>
@@ -1088,7 +1090,7 @@
         <w:pStyle w:val="BodyText"/>
       </w:pPr>
       <w:r>
-        <w:t xml:space="preserve">TASK: Rewrite Line 1 below and only italicize the word</w:t>
+        <w:t xml:space="preserve">TASK: Rewrite’Line 1 below and only italicize the word</w:t>
       </w:r>
       <w:r>
         <w:t xml:space="preserve"> </w:t>
@@ -1114,6 +1116,27 @@
         <w:pStyle w:val="BodyText"/>
       </w:pPr>
       <w:r>
+        <w:t xml:space="preserve">Line 1: This is an example to show how to make text</w:t>
+      </w:r>
+      <w:r>
+        <w:t xml:space="preserve"> </w:t>
+      </w:r>
+      <w:r>
+        <w:rPr>
+          <w:i/>
+          <w:iCs/>
+        </w:rPr>
+        <w:t xml:space="preserve">italics</w:t>
+      </w:r>
+      <w:r>
+        <w:t xml:space="preserve">.</w:t>
+      </w:r>
+    </w:p>
+    <w:p>
+      <w:pPr>
+        <w:pStyle w:val="BodyText"/>
+      </w:pPr>
+      <w:r>
         <w:br/>
       </w:r>
     </w:p>
@@ -1213,8 +1236,8 @@
         <w:t xml:space="preserve">…………………….</w:t>
       </w:r>
     </w:p>
-    <w:bookmarkEnd w:id="32"/>
-    <w:bookmarkStart w:id="33" w:name="bold"/>
+    <w:bookmarkEnd w:id="26"/>
+    <w:bookmarkStart w:id="27" w:name="bold"/>
     <w:p>
       <w:pPr>
         <w:pStyle w:val="Heading2"/>
@@ -1460,8 +1483,8 @@
         <w:t xml:space="preserve">…………………….</w:t>
       </w:r>
     </w:p>
-    <w:bookmarkEnd w:id="33"/>
-    <w:bookmarkStart w:id="34" w:name="bold-and-italics"/>
+    <w:bookmarkEnd w:id="27"/>
+    <w:bookmarkStart w:id="28" w:name="bold-and-italics"/>
     <w:p>
       <w:pPr>
         <w:pStyle w:val="Heading2"/>
@@ -1614,8 +1637,8 @@
         <w:t xml:space="preserve">…………………….</w:t>
       </w:r>
     </w:p>
-    <w:bookmarkEnd w:id="34"/>
-    <w:bookmarkStart w:id="35" w:name="bulleted-list"/>
+    <w:bookmarkEnd w:id="28"/>
+    <w:bookmarkStart w:id="29" w:name="bulleted-list"/>
     <w:p>
       <w:pPr>
         <w:pStyle w:val="Heading2"/>
@@ -1894,8 +1917,8 @@
         <w:t xml:space="preserve">…………………….</w:t>
       </w:r>
     </w:p>
-    <w:bookmarkEnd w:id="35"/>
-    <w:bookmarkStart w:id="36" w:name="numbered-list"/>
+    <w:bookmarkEnd w:id="29"/>
+    <w:bookmarkStart w:id="30" w:name="numbered-list"/>
     <w:p>
       <w:pPr>
         <w:pStyle w:val="Heading2"/>
@@ -2113,9 +2136,9 @@
         </w:pict>
       </w:r>
     </w:p>
-    <w:bookmarkEnd w:id="36"/>
-    <w:bookmarkEnd w:id="37"/>
-    <w:bookmarkStart w:id="60" w:name="Xe0d48b6d5a0a3a63e58e4dc4258e82df0473ed0"/>
+    <w:bookmarkEnd w:id="30"/>
+    <w:bookmarkEnd w:id="31"/>
+    <w:bookmarkStart w:id="54" w:name="Xe0d48b6d5a0a3a63e58e4dc4258e82df0473ed0"/>
     <w:p>
       <w:pPr>
         <w:pStyle w:val="Heading1"/>
@@ -2138,7 +2161,7 @@
       <w:r>
         <w:t xml:space="preserve">Author: Michelle Bautista Canuto (</w:t>
       </w:r>
-      <w:hyperlink r:id="rId38">
+      <w:hyperlink r:id="rId32">
         <w:r>
           <w:rPr>
             <w:rStyle w:val="Hyperlink"/>
@@ -3074,18 +3097,18 @@
           <wp:inline>
             <wp:extent cx="5334000" cy="4267200"/>
             <wp:effectExtent b="0" l="0" r="0" t="0"/>
-            <wp:docPr descr="" title="" id="40" name="Picture"/>
+            <wp:docPr descr="" title="" id="34" name="Picture"/>
             <a:graphic>
               <a:graphicData uri="http://schemas.openxmlformats.org/drawingml/2006/picture">
                 <pic:pic>
                   <pic:nvPicPr>
-                    <pic:cNvPr descr="12_RMarkdown_files/12_RMarkdown_files/figure-docx/unnamed-chunk-6-1.png" id="41" name="Picture"/>
+                    <pic:cNvPr descr="12_RMarkdown_files/12_RMarkdown_files/figure-docx/unnamed-chunk-6-1.png" id="35" name="Picture"/>
                     <pic:cNvPicPr>
                       <a:picLocks noChangeArrowheads="1" noChangeAspect="1"/>
                     </pic:cNvPicPr>
                   </pic:nvPicPr>
                   <pic:blipFill>
-                    <a:blip r:embed="rId39"/>
+                    <a:blip r:embed="rId33"/>
                     <a:stretch>
                       <a:fillRect/>
                     </a:stretch>
@@ -3344,18 +3367,18 @@
           <wp:inline>
             <wp:extent cx="5334000" cy="4267200"/>
             <wp:effectExtent b="0" l="0" r="0" t="0"/>
-            <wp:docPr descr="" title="" id="43" name="Picture"/>
+            <wp:docPr descr="" title="" id="37" name="Picture"/>
             <a:graphic>
               <a:graphicData uri="http://schemas.openxmlformats.org/drawingml/2006/picture">
                 <pic:pic>
                   <pic:nvPicPr>
-                    <pic:cNvPr descr="12_RMarkdown_files/12_RMarkdown_files/figure-docx/unnamed-chunk-7-1.png" id="44" name="Picture"/>
+                    <pic:cNvPr descr="12_RMarkdown_files/12_RMarkdown_files/figure-docx/unnamed-chunk-7-1.png" id="38" name="Picture"/>
                     <pic:cNvPicPr>
                       <a:picLocks noChangeArrowheads="1" noChangeAspect="1"/>
                     </pic:cNvPicPr>
                   </pic:nvPicPr>
                   <pic:blipFill>
-                    <a:blip r:embed="rId42"/>
+                    <a:blip r:embed="rId36"/>
                     <a:stretch>
                       <a:fillRect/>
                     </a:stretch>
@@ -3890,18 +3913,18 @@
           <wp:inline>
             <wp:extent cx="5334000" cy="4267200"/>
             <wp:effectExtent b="0" l="0" r="0" t="0"/>
-            <wp:docPr descr="" title="" id="46" name="Picture"/>
+            <wp:docPr descr="" title="" id="40" name="Picture"/>
             <a:graphic>
               <a:graphicData uri="http://schemas.openxmlformats.org/drawingml/2006/picture">
                 <pic:pic>
                   <pic:nvPicPr>
-                    <pic:cNvPr descr="12_RMarkdown_files/12_RMarkdown_files/figure-docx/unnamed-chunk-9-1.png" id="47" name="Picture"/>
+                    <pic:cNvPr descr="12_RMarkdown_files/12_RMarkdown_files/figure-docx/unnamed-chunk-9-1.png" id="41" name="Picture"/>
                     <pic:cNvPicPr>
                       <a:picLocks noChangeArrowheads="1" noChangeAspect="1"/>
                     </pic:cNvPicPr>
                   </pic:nvPicPr>
                   <pic:blipFill>
-                    <a:blip r:embed="rId45"/>
+                    <a:blip r:embed="rId39"/>
                     <a:stretch>
                       <a:fillRect/>
                     </a:stretch>
@@ -4920,7 +4943,7 @@
             <w:r>
               <w:t xml:space="preserve">Author: Themesha Parker (</w:t>
             </w:r>
-            <w:hyperlink r:id="rId48">
+            <w:hyperlink r:id="rId42">
               <w:r>
                 <w:rPr>
                   <w:rStyle w:val="Hyperlink"/>
@@ -5037,7 +5060,7 @@
         </w:tc>
       </w:tr>
     </w:tbl>
-    <w:bookmarkStart w:id="51" w:name="part-a-create-a-scatterplot"/>
+    <w:bookmarkStart w:id="45" w:name="part-a-create-a-scatterplot"/>
     <w:p>
       <w:pPr>
         <w:pStyle w:val="Heading2"/>
@@ -5060,7 +5083,7 @@
         <w:t xml:space="preserve">relationship between car weight and fuel efficiency.</w:t>
       </w:r>
     </w:p>
-    <w:bookmarkStart w:id="49" w:name="task"/>
+    <w:bookmarkStart w:id="43" w:name="task"/>
     <w:p>
       <w:pPr>
         <w:pStyle w:val="Heading3"/>
@@ -5106,8 +5129,8 @@
         <w:t xml:space="preserve"># Write your code below this line</w:t>
       </w:r>
     </w:p>
-    <w:bookmarkEnd w:id="49"/>
-    <w:bookmarkStart w:id="50" w:name="task-1"/>
+    <w:bookmarkEnd w:id="43"/>
+    <w:bookmarkStart w:id="44" w:name="task-1"/>
     <w:p>
       <w:pPr>
         <w:pStyle w:val="Heading3"/>
@@ -5220,9 +5243,9 @@
         </w:pict>
       </w:r>
     </w:p>
-    <w:bookmarkEnd w:id="50"/>
-    <w:bookmarkEnd w:id="51"/>
-    <w:bookmarkStart w:id="54" w:name="part-b-create-a-boxplot"/>
+    <w:bookmarkEnd w:id="44"/>
+    <w:bookmarkEnd w:id="45"/>
+    <w:bookmarkStart w:id="48" w:name="part-b-create-a-boxplot"/>
     <w:p>
       <w:pPr>
         <w:pStyle w:val="Heading2"/>
@@ -5245,7 +5268,7 @@
         <w:t xml:space="preserve">can help compare fuel efficiency across cylinder groups.</w:t>
       </w:r>
     </w:p>
-    <w:bookmarkStart w:id="52" w:name="task-2"/>
+    <w:bookmarkStart w:id="46" w:name="task-2"/>
     <w:p>
       <w:pPr>
         <w:pStyle w:val="Heading3"/>
@@ -5273,8 +5296,8 @@
         <w:t xml:space="preserve"># Write your code below this line</w:t>
       </w:r>
     </w:p>
-    <w:bookmarkEnd w:id="52"/>
-    <w:bookmarkStart w:id="53" w:name="task-3"/>
+    <w:bookmarkEnd w:id="46"/>
+    <w:bookmarkStart w:id="47" w:name="task-3"/>
     <w:p>
       <w:pPr>
         <w:pStyle w:val="Heading3"/>
@@ -5377,9 +5400,9 @@
         </w:pict>
       </w:r>
     </w:p>
-    <w:bookmarkEnd w:id="53"/>
-    <w:bookmarkEnd w:id="54"/>
-    <w:bookmarkStart w:id="57" w:name="part-c-create-a-summary-table"/>
+    <w:bookmarkEnd w:id="47"/>
+    <w:bookmarkEnd w:id="48"/>
+    <w:bookmarkStart w:id="51" w:name="part-c-create-a-summary-table"/>
     <w:p>
       <w:pPr>
         <w:pStyle w:val="Heading2"/>
@@ -5402,7 +5425,7 @@
         <w:t xml:space="preserve">each cylinder group.</w:t>
       </w:r>
     </w:p>
-    <w:bookmarkStart w:id="55" w:name="task-4"/>
+    <w:bookmarkStart w:id="49" w:name="task-4"/>
     <w:p>
       <w:pPr>
         <w:pStyle w:val="Heading3"/>
@@ -5468,8 +5491,8 @@
         <w:t xml:space="preserve"># Write your code below this line</w:t>
       </w:r>
     </w:p>
-    <w:bookmarkEnd w:id="55"/>
-    <w:bookmarkStart w:id="56" w:name="task-5"/>
+    <w:bookmarkEnd w:id="49"/>
+    <w:bookmarkStart w:id="50" w:name="task-5"/>
     <w:p>
       <w:pPr>
         <w:pStyle w:val="Heading3"/>
@@ -5554,9 +5577,9 @@
         </w:pict>
       </w:r>
     </w:p>
-    <w:bookmarkEnd w:id="56"/>
-    <w:bookmarkEnd w:id="57"/>
-    <w:bookmarkStart w:id="58" w:name="part-d-compare-the-visuals"/>
+    <w:bookmarkEnd w:id="50"/>
+    <w:bookmarkEnd w:id="51"/>
+    <w:bookmarkStart w:id="52" w:name="part-d-compare-the-visuals"/>
     <w:p>
       <w:pPr>
         <w:pStyle w:val="Heading2"/>
@@ -5620,8 +5643,8 @@
         </w:pict>
       </w:r>
     </w:p>
-    <w:bookmarkEnd w:id="58"/>
-    <w:bookmarkStart w:id="59" w:name="part-e-now-you-try"/>
+    <w:bookmarkEnd w:id="52"/>
+    <w:bookmarkStart w:id="53" w:name="part-e-now-you-try"/>
     <w:p>
       <w:pPr>
         <w:pStyle w:val="Heading2"/>
@@ -5700,9 +5723,9 @@
         </w:pict>
       </w:r>
     </w:p>
-    <w:bookmarkEnd w:id="59"/>
-    <w:bookmarkEnd w:id="60"/>
-    <w:bookmarkStart w:id="61" w:name="section"/>
+    <w:bookmarkEnd w:id="53"/>
+    <w:bookmarkEnd w:id="54"/>
+    <w:bookmarkStart w:id="55" w:name="section"/>
     <w:p>
       <w:pPr>
         <w:pStyle w:val="Heading1"/>
@@ -5711,8 +5734,8 @@
         <w:t xml:space="preserve">———————————————————-</w:t>
       </w:r>
     </w:p>
-    <w:bookmarkEnd w:id="61"/>
-    <w:bookmarkStart w:id="104" w:name="X06a4ef5f7ecc3e184c3cc11d1a595662aa6e545"/>
+    <w:bookmarkEnd w:id="55"/>
+    <w:bookmarkStart w:id="98" w:name="X06a4ef5f7ecc3e184c3cc11d1a595662aa6e545"/>
     <w:p>
       <w:pPr>
         <w:pStyle w:val="Heading1"/>
@@ -5771,7 +5794,7 @@
       <w:r>
         <w:t xml:space="preserve">Author: Dhanush Devanand (</w:t>
       </w:r>
-      <w:hyperlink r:id="rId62">
+      <w:hyperlink r:id="rId56">
         <w:r>
           <w:rPr>
             <w:rStyle w:val="Hyperlink"/>
@@ -5790,7 +5813,7 @@
         </w:pict>
       </w:r>
     </w:p>
-    <w:bookmarkStart w:id="67" w:name="step-1-understanding-inline-r-code"/>
+    <w:bookmarkStart w:id="61" w:name="step-1-understanding-inline-r-code"/>
     <w:p>
       <w:pPr>
         <w:pStyle w:val="Heading2"/>
@@ -5835,7 +5858,7 @@
         <w:t xml:space="preserve">to insert calculations into sentences without a separate code chunk.</w:t>
       </w:r>
     </w:p>
-    <w:bookmarkStart w:id="63" w:name="task-6"/>
+    <w:bookmarkStart w:id="57" w:name="task-6"/>
     <w:p>
       <w:pPr>
         <w:pStyle w:val="Heading3"/>
@@ -5894,8 +5917,8 @@
         <w:t xml:space="preserve">The average miles per gallon (mpg) is 20.09.</w:t>
       </w:r>
     </w:p>
-    <w:bookmarkEnd w:id="63"/>
-    <w:bookmarkStart w:id="64" w:name="check"/>
+    <w:bookmarkEnd w:id="57"/>
+    <w:bookmarkStart w:id="58" w:name="check"/>
     <w:p>
       <w:pPr>
         <w:pStyle w:val="Heading3"/>
@@ -5952,8 +5975,8 @@
         <w:t xml:space="preserve">ANSWER:</w:t>
       </w:r>
     </w:p>
-    <w:bookmarkEnd w:id="64"/>
-    <w:bookmarkStart w:id="65" w:name="task-7"/>
+    <w:bookmarkEnd w:id="58"/>
+    <w:bookmarkStart w:id="59" w:name="task-7"/>
     <w:p>
       <w:pPr>
         <w:pStyle w:val="Heading3"/>
@@ -6015,8 +6038,8 @@
         <w:t xml:space="preserve">[Write your sentence with inline R code here.]</w:t>
       </w:r>
     </w:p>
-    <w:bookmarkEnd w:id="65"/>
-    <w:bookmarkStart w:id="66" w:name="why-this-matters"/>
+    <w:bookmarkEnd w:id="59"/>
+    <w:bookmarkStart w:id="60" w:name="why-this-matters"/>
     <w:p>
       <w:pPr>
         <w:pStyle w:val="Heading3"/>
@@ -6058,9 +6081,9 @@
         </w:pict>
       </w:r>
     </w:p>
-    <w:bookmarkEnd w:id="66"/>
-    <w:bookmarkEnd w:id="67"/>
-    <w:bookmarkStart w:id="74" w:name="X8adb6ea81ae53e458d11ea94a5929b402d00395"/>
+    <w:bookmarkEnd w:id="60"/>
+    <w:bookmarkEnd w:id="61"/>
+    <w:bookmarkStart w:id="68" w:name="X8adb6ea81ae53e458d11ea94a5929b402d00395"/>
     <w:p>
       <w:pPr>
         <w:pStyle w:val="Heading2"/>
@@ -6098,7 +6121,7 @@
         <w:t xml:space="preserve">chunk option.</w:t>
       </w:r>
     </w:p>
-    <w:bookmarkStart w:id="71" w:name="task-8"/>
+    <w:bookmarkStart w:id="65" w:name="task-8"/>
     <w:p>
       <w:pPr>
         <w:pStyle w:val="Heading3"/>
@@ -6285,18 +6308,18 @@
           <wp:inline>
             <wp:extent cx="5334000" cy="4267200"/>
             <wp:effectExtent b="0" l="0" r="0" t="0"/>
-            <wp:docPr descr="" title="" id="69" name="Picture"/>
+            <wp:docPr descr="" title="" id="63" name="Picture"/>
             <a:graphic>
               <a:graphicData uri="http://schemas.openxmlformats.org/drawingml/2006/picture">
                 <pic:pic>
                   <pic:nvPicPr>
-                    <pic:cNvPr descr="12_RMarkdown_files/12_RMarkdown_files/figure-docx/unnamed-chunk-12-1.png" id="70" name="Picture"/>
+                    <pic:cNvPr descr="12_RMarkdown_files/12_RMarkdown_files/figure-docx/unnamed-chunk-12-1.png" id="64" name="Picture"/>
                     <pic:cNvPicPr>
                       <a:picLocks noChangeArrowheads="1" noChangeAspect="1"/>
                     </pic:cNvPicPr>
                   </pic:nvPicPr>
                   <pic:blipFill>
-                    <a:blip r:embed="rId68"/>
+                    <a:blip r:embed="rId62"/>
                     <a:stretch>
                       <a:fillRect/>
                     </a:stretch>
@@ -6350,8 +6373,8 @@
         <w:t xml:space="preserve">```{r echo=FALSE}</w:t>
       </w:r>
     </w:p>
-    <w:bookmarkEnd w:id="71"/>
-    <w:bookmarkStart w:id="72" w:name="check-1"/>
+    <w:bookmarkEnd w:id="65"/>
+    <w:bookmarkStart w:id="66" w:name="check-1"/>
     <w:p>
       <w:pPr>
         <w:pStyle w:val="Heading3"/>
@@ -6434,8 +6457,8 @@
         <w:t xml:space="preserve">ANSWER:</w:t>
       </w:r>
     </w:p>
-    <w:bookmarkEnd w:id="72"/>
-    <w:bookmarkStart w:id="73" w:name="task-9"/>
+    <w:bookmarkEnd w:id="66"/>
+    <w:bookmarkStart w:id="67" w:name="task-9"/>
     <w:p>
       <w:pPr>
         <w:pStyle w:val="Heading3"/>
@@ -6480,9 +6503,9 @@
         </w:pict>
       </w:r>
     </w:p>
-    <w:bookmarkEnd w:id="73"/>
-    <w:bookmarkEnd w:id="74"/>
-    <w:bookmarkStart w:id="79" w:name="step-3-removing-warnings-and-messages"/>
+    <w:bookmarkEnd w:id="67"/>
+    <w:bookmarkEnd w:id="68"/>
+    <w:bookmarkStart w:id="73" w:name="step-3-removing-warnings-and-messages"/>
     <w:p>
       <w:pPr>
         <w:pStyle w:val="Heading2"/>
@@ -6544,7 +6567,7 @@
         <w:t xml:space="preserve">.</w:t>
       </w:r>
     </w:p>
-    <w:bookmarkStart w:id="75" w:name="task-part-a-see-the-messages-first"/>
+    <w:bookmarkStart w:id="69" w:name="task-part-a-see-the-messages-first"/>
     <w:p>
       <w:pPr>
         <w:pStyle w:val="Heading3"/>
@@ -6915,8 +6938,8 @@
         <w:t xml:space="preserve">[Write your response here.]</w:t>
       </w:r>
     </w:p>
-    <w:bookmarkEnd w:id="75"/>
-    <w:bookmarkStart w:id="76" w:name="task-part-b-suppress-the-messages"/>
+    <w:bookmarkEnd w:id="69"/>
+    <w:bookmarkStart w:id="70" w:name="task-part-b-suppress-the-messages"/>
     <w:p>
       <w:pPr>
         <w:pStyle w:val="Heading3"/>
@@ -6996,8 +7019,8 @@
         <w:t xml:space="preserve">```{r message=FALSE, warning=FALSE}</w:t>
       </w:r>
     </w:p>
-    <w:bookmarkEnd w:id="76"/>
-    <w:bookmarkStart w:id="77" w:name="check-2"/>
+    <w:bookmarkEnd w:id="70"/>
+    <w:bookmarkStart w:id="71" w:name="check-2"/>
     <w:p>
       <w:pPr>
         <w:pStyle w:val="Heading3"/>
@@ -7081,8 +7104,8 @@
         <w:t xml:space="preserve">ANSWER:</w:t>
       </w:r>
     </w:p>
-    <w:bookmarkEnd w:id="77"/>
-    <w:bookmarkStart w:id="78" w:name="why-this-matters-1"/>
+    <w:bookmarkEnd w:id="71"/>
+    <w:bookmarkStart w:id="72" w:name="why-this-matters-1"/>
     <w:p>
       <w:pPr>
         <w:pStyle w:val="Heading3"/>
@@ -7124,9 +7147,9 @@
         </w:pict>
       </w:r>
     </w:p>
-    <w:bookmarkEnd w:id="78"/>
-    <w:bookmarkEnd w:id="79"/>
-    <w:bookmarkStart w:id="84" w:name="X4509377fb6cd8cebb17b9dc17293d8af48679fc"/>
+    <w:bookmarkEnd w:id="72"/>
+    <w:bookmarkEnd w:id="73"/>
+    <w:bookmarkStart w:id="78" w:name="X4509377fb6cd8cebb17b9dc17293d8af48679fc"/>
     <w:p>
       <w:pPr>
         <w:pStyle w:val="Heading2"/>
@@ -7205,7 +7228,7 @@
         <w:t xml:space="preserve">variables that need to run but do not need to appear in the report.</w:t>
       </w:r>
     </w:p>
-    <w:bookmarkStart w:id="80" w:name="task-10"/>
+    <w:bookmarkStart w:id="74" w:name="task-10"/>
     <w:p>
       <w:pPr>
         <w:pStyle w:val="Heading3"/>
@@ -7311,8 +7334,8 @@
         <w:t xml:space="preserve">```{r include=FALSE}</w:t>
       </w:r>
     </w:p>
-    <w:bookmarkEnd w:id="80"/>
-    <w:bookmarkStart w:id="81" w:name="check-3"/>
+    <w:bookmarkEnd w:id="74"/>
+    <w:bookmarkStart w:id="75" w:name="check-3"/>
     <w:p>
       <w:pPr>
         <w:pStyle w:val="Heading3"/>
@@ -7417,8 +7440,8 @@
         <w:t xml:space="preserve">ANSWER:</w:t>
       </w:r>
     </w:p>
-    <w:bookmarkEnd w:id="81"/>
-    <w:bookmarkStart w:id="82" w:name="task-11"/>
+    <w:bookmarkEnd w:id="75"/>
+    <w:bookmarkStart w:id="76" w:name="task-11"/>
     <w:p>
       <w:pPr>
         <w:pStyle w:val="Heading3"/>
@@ -7489,8 +7512,8 @@
         <w:t xml:space="preserve">The average miles per gallon across all cars is 20.09 and the most powerful engine produces 335 horsepower.</w:t>
       </w:r>
     </w:p>
-    <w:bookmarkEnd w:id="82"/>
-    <w:bookmarkStart w:id="83" w:name="check-4"/>
+    <w:bookmarkEnd w:id="76"/>
+    <w:bookmarkStart w:id="77" w:name="check-4"/>
     <w:p>
       <w:pPr>
         <w:pStyle w:val="Heading3"/>
@@ -7520,9 +7543,9 @@
         </w:pict>
       </w:r>
     </w:p>
-    <w:bookmarkEnd w:id="83"/>
-    <w:bookmarkEnd w:id="84"/>
-    <w:bookmarkStart w:id="92" w:name="step-5-controlling-figure-size"/>
+    <w:bookmarkEnd w:id="77"/>
+    <w:bookmarkEnd w:id="78"/>
+    <w:bookmarkStart w:id="86" w:name="step-5-controlling-figure-size"/>
     <w:p>
       <w:pPr>
         <w:pStyle w:val="Heading2"/>
@@ -7578,7 +7601,7 @@
         <w:t xml:space="preserve">This helps make your report look clean and consistent.</w:t>
       </w:r>
     </w:p>
-    <w:bookmarkStart w:id="88" w:name="task-12"/>
+    <w:bookmarkStart w:id="82" w:name="task-12"/>
     <w:p>
       <w:pPr>
         <w:pStyle w:val="Heading3"/>
@@ -7852,18 +7875,18 @@
           <wp:inline>
             <wp:extent cx="5334000" cy="4267200"/>
             <wp:effectExtent b="0" l="0" r="0" t="0"/>
-            <wp:docPr descr="" title="" id="86" name="Picture"/>
+            <wp:docPr descr="" title="" id="80" name="Picture"/>
             <a:graphic>
               <a:graphicData uri="http://schemas.openxmlformats.org/drawingml/2006/picture">
                 <pic:pic>
                   <pic:nvPicPr>
-                    <pic:cNvPr descr="12_RMarkdown_files/12_RMarkdown_files/figure-docx/unnamed-chunk-15-1.png" id="87" name="Picture"/>
+                    <pic:cNvPr descr="12_RMarkdown_files/12_RMarkdown_files/figure-docx/unnamed-chunk-15-1.png" id="81" name="Picture"/>
                     <pic:cNvPicPr>
                       <a:picLocks noChangeArrowheads="1" noChangeAspect="1"/>
                     </pic:cNvPicPr>
                   </pic:nvPicPr>
                   <pic:blipFill>
-                    <a:blip r:embed="rId85"/>
+                    <a:blip r:embed="rId79"/>
                     <a:stretch>
                       <a:fillRect/>
                     </a:stretch>
@@ -7890,8 +7913,8 @@
         </w:drawing>
       </w:r>
     </w:p>
-    <w:bookmarkEnd w:id="88"/>
-    <w:bookmarkStart w:id="89" w:name="task-13"/>
+    <w:bookmarkEnd w:id="82"/>
+    <w:bookmarkStart w:id="83" w:name="task-13"/>
     <w:p>
       <w:pPr>
         <w:pStyle w:val="Heading3"/>
@@ -7971,8 +7994,8 @@
         <w:t xml:space="preserve">```{r fig.width=8, fig.height=4}</w:t>
       </w:r>
     </w:p>
-    <w:bookmarkEnd w:id="89"/>
-    <w:bookmarkStart w:id="90" w:name="check-5"/>
+    <w:bookmarkEnd w:id="83"/>
+    <w:bookmarkStart w:id="84" w:name="check-5"/>
     <w:p>
       <w:pPr>
         <w:pStyle w:val="Heading3"/>
@@ -8059,8 +8082,8 @@
         <w:t xml:space="preserve">ANSWER:</w:t>
       </w:r>
     </w:p>
-    <w:bookmarkEnd w:id="90"/>
-    <w:bookmarkStart w:id="91" w:name="task-14"/>
+    <w:bookmarkEnd w:id="84"/>
+    <w:bookmarkStart w:id="85" w:name="task-14"/>
     <w:p>
       <w:pPr>
         <w:pStyle w:val="Heading3"/>
@@ -8138,9 +8161,9 @@
         </w:pict>
       </w:r>
     </w:p>
-    <w:bookmarkEnd w:id="91"/>
-    <w:bookmarkEnd w:id="92"/>
-    <w:bookmarkStart w:id="95" w:name="step-6-adding-a-table-of-contents"/>
+    <w:bookmarkEnd w:id="85"/>
+    <w:bookmarkEnd w:id="86"/>
+    <w:bookmarkStart w:id="89" w:name="step-6-adding-a-table-of-contents"/>
     <w:p>
       <w:pPr>
         <w:pStyle w:val="Heading2"/>
@@ -8184,7 +8207,7 @@
         <w:t xml:space="preserve">file.</w:t>
       </w:r>
     </w:p>
-    <w:bookmarkStart w:id="93" w:name="task-15"/>
+    <w:bookmarkStart w:id="87" w:name="task-15"/>
     <w:p>
       <w:pPr>
         <w:pStyle w:val="Heading3"/>
@@ -8377,8 +8400,8 @@
         <w:t xml:space="preserve">---</w:t>
       </w:r>
     </w:p>
-    <w:bookmarkEnd w:id="93"/>
-    <w:bookmarkStart w:id="94" w:name="check-6"/>
+    <w:bookmarkEnd w:id="87"/>
+    <w:bookmarkStart w:id="88" w:name="check-6"/>
     <w:p>
       <w:pPr>
         <w:pStyle w:val="Heading3"/>
@@ -8481,9 +8504,9 @@
         </w:pict>
       </w:r>
     </w:p>
-    <w:bookmarkEnd w:id="94"/>
-    <w:bookmarkEnd w:id="95"/>
-    <w:bookmarkStart w:id="99" w:name="step-7-adding-hyperlinks"/>
+    <w:bookmarkEnd w:id="88"/>
+    <w:bookmarkEnd w:id="89"/>
+    <w:bookmarkStart w:id="93" w:name="step-7-adding-hyperlinks"/>
     <w:p>
       <w:pPr>
         <w:pStyle w:val="Heading2"/>
@@ -8518,7 +8541,7 @@
         <w:t xml:space="preserve">.</w:t>
       </w:r>
     </w:p>
-    <w:bookmarkStart w:id="96" w:name="task-16"/>
+    <w:bookmarkStart w:id="90" w:name="task-16"/>
     <w:p>
       <w:pPr>
         <w:pStyle w:val="Heading3"/>
@@ -8546,8 +8569,8 @@
         <w:t xml:space="preserve">[R Markdown documentation](https://rmarkdown.rstudio.com)</w:t>
       </w:r>
     </w:p>
-    <w:bookmarkEnd w:id="96"/>
-    <w:bookmarkStart w:id="97" w:name="check-7"/>
+    <w:bookmarkEnd w:id="90"/>
+    <w:bookmarkStart w:id="91" w:name="check-7"/>
     <w:p>
       <w:pPr>
         <w:pStyle w:val="Heading3"/>
@@ -8564,8 +8587,8 @@
         <w:t xml:space="preserve">Does the link appear clickable after knitting?</w:t>
       </w:r>
     </w:p>
-    <w:bookmarkEnd w:id="97"/>
-    <w:bookmarkStart w:id="98" w:name="task-17"/>
+    <w:bookmarkEnd w:id="91"/>
+    <w:bookmarkStart w:id="92" w:name="task-17"/>
     <w:p>
       <w:pPr>
         <w:pStyle w:val="Heading3"/>
@@ -8639,9 +8662,9 @@
         </w:pict>
       </w:r>
     </w:p>
-    <w:bookmarkEnd w:id="98"/>
-    <w:bookmarkEnd w:id="99"/>
-    <w:bookmarkStart w:id="102" w:name="step-8-writing-a-strong-conclusion"/>
+    <w:bookmarkEnd w:id="92"/>
+    <w:bookmarkEnd w:id="93"/>
+    <w:bookmarkStart w:id="96" w:name="step-8-writing-a-strong-conclusion"/>
     <w:p>
       <w:pPr>
         <w:pStyle w:val="Heading2"/>
@@ -8664,7 +8687,7 @@
         <w:t xml:space="preserve">done and what was found.</w:t>
       </w:r>
     </w:p>
-    <w:bookmarkStart w:id="100" w:name="task-18"/>
+    <w:bookmarkStart w:id="94" w:name="task-18"/>
     <w:p>
       <w:pPr>
         <w:pStyle w:val="Heading3"/>
@@ -8753,8 +8776,8 @@
         <w:t xml:space="preserve">[Write your response here.]</w:t>
       </w:r>
     </w:p>
-    <w:bookmarkEnd w:id="100"/>
-    <w:bookmarkStart w:id="101" w:name="task-19"/>
+    <w:bookmarkEnd w:id="94"/>
+    <w:bookmarkStart w:id="95" w:name="task-19"/>
     <w:p>
       <w:pPr>
         <w:pStyle w:val="Heading3"/>
@@ -8841,9 +8864,9 @@
         </w:pict>
       </w:r>
     </w:p>
-    <w:bookmarkEnd w:id="101"/>
-    <w:bookmarkEnd w:id="102"/>
-    <w:bookmarkStart w:id="103" w:name="step-9-final-check-and-knit"/>
+    <w:bookmarkEnd w:id="95"/>
+    <w:bookmarkEnd w:id="96"/>
+    <w:bookmarkStart w:id="97" w:name="step-9-final-check-and-knit"/>
     <w:p>
       <w:pPr>
         <w:pStyle w:val="Heading2"/>
@@ -9100,8 +9123,8 @@
         <w:t xml:space="preserve">your completed report.</w:t>
       </w:r>
     </w:p>
-    <w:bookmarkEnd w:id="103"/>
-    <w:bookmarkEnd w:id="104"/>
+    <w:bookmarkEnd w:id="97"/>
+    <w:bookmarkEnd w:id="98"/>
     <w:sectPr>
       <w:footnotePr>
         <w:numRestart w:val="eachSect"/>
